--- a/data/employees/EMP016/AST-EMP016-03.docx
+++ b/data/employees/EMP016/AST-EMP016-03.docx
@@ -7,10 +7,7 @@
         <w:pStyle w:val="Heading1"/>
       </w:pPr>
       <w:r>
-        <w:rPr>
-          <w:sz w:val="36"/>
-        </w:rPr>
-        <w:t>Design specification - EMP016</w:t>
+        <w:t>Ast Emp016 03 - EMP016</w:t>
       </w:r>
     </w:p>
     <w:p>
@@ -18,130 +15,32 @@
         <w:pStyle w:val="Heading2"/>
       </w:pPr>
       <w:r>
-        <w:t>Document Metadata</w:t>
-      </w:r>
-    </w:p>
-    <w:tbl>
-      <w:tblPr>
-        <w:tblStyle w:val="TableGrid"/>
-        <w:tblW w:type="auto" w:w="0"/>
-        <w:tblLook w:firstColumn="1" w:firstRow="1" w:lastColumn="0" w:lastRow="0" w:noHBand="0" w:noVBand="1" w:val="04A0"/>
-      </w:tblPr>
-      <w:tblGrid>
-        <w:gridCol w:w="4320"/>
-        <w:gridCol w:w="4320"/>
-      </w:tblGrid>
-      <w:tr>
-        <w:tc>
-          <w:tcPr>
-            <w:tcW w:type="dxa" w:w="4320"/>
-          </w:tcPr>
-          <w:p>
-            <w:r>
-              <w:t>Author</w:t>
-            </w:r>
-          </w:p>
-        </w:tc>
-        <w:tc>
-          <w:tcPr>
-            <w:tcW w:type="dxa" w:w="4320"/>
-          </w:tcPr>
-          <w:p>
-            <w:r>
-              <w:t>Avery Wilson</w:t>
-            </w:r>
-          </w:p>
-        </w:tc>
-      </w:tr>
-      <w:tr>
-        <w:tc>
-          <w:tcPr>
-            <w:tcW w:type="dxa" w:w="4320"/>
-          </w:tcPr>
-          <w:p>
-            <w:r>
-              <w:t>Role / Department</w:t>
-            </w:r>
-          </w:p>
-        </w:tc>
-        <w:tc>
-          <w:tcPr>
-            <w:tcW w:type="dxa" w:w="4320"/>
-          </w:tcPr>
-          <w:p>
-            <w:r>
-              <w:t>Engineer | Engineering</w:t>
-            </w:r>
-          </w:p>
-        </w:tc>
-      </w:tr>
-      <w:tr>
-        <w:tc>
-          <w:tcPr>
-            <w:tcW w:type="dxa" w:w="4320"/>
-          </w:tcPr>
-          <w:p>
-            <w:r>
-              <w:t>Location</w:t>
-            </w:r>
-          </w:p>
-        </w:tc>
-        <w:tc>
-          <w:tcPr>
-            <w:tcW w:type="dxa" w:w="4320"/>
-          </w:tcPr>
-          <w:p>
-            <w:r>
-              <w:t>Fremont</w:t>
-            </w:r>
-          </w:p>
-        </w:tc>
-      </w:tr>
-      <w:tr>
-        <w:tc>
-          <w:tcPr>
-            <w:tcW w:type="dxa" w:w="4320"/>
-          </w:tcPr>
-          <w:p>
-            <w:r>
-              <w:t>Last Modified</w:t>
-            </w:r>
-          </w:p>
-        </w:tc>
-        <w:tc>
-          <w:tcPr>
-            <w:tcW w:type="dxa" w:w="4320"/>
-          </w:tcPr>
-          <w:p>
-            <w:r>
-              <w:t>2025-01-20</w:t>
-            </w:r>
-          </w:p>
-        </w:tc>
-      </w:tr>
-    </w:tbl>
-    <w:p/>
-    <w:p>
-      <w:pPr>
-        <w:pStyle w:val="Heading2"/>
-      </w:pPr>
-      <w:r>
-        <w:t>Specification</w:t>
+        <w:t>Page 1</w:t>
       </w:r>
     </w:p>
     <w:p>
       <w:r>
-        <w:t>Design Specification: Microservices Event Bus Architecture</w:t>
+        <w:t>Section 1: Knowledge transfer and onboarding. EMP016 contributes to ast emp016 03 through recurring collaboration, clear ownership boundaries, and measurable outcomes. The team captures decisions, open issues, and handoffs so that knowledge remains discoverable for future programs.</w:t>
       </w:r>
     </w:p>
     <w:p>
       <w:r>
-        <w:t>Version: 1.5</w:t>
+        <w:t>Section 2: Customer escalation analysis. EMP016 contributes to ast emp016 03 through recurring collaboration, clear ownership boundaries, and measurable outcomes. The team captures decisions, open issues, and handoffs so that knowledge remains discoverable for future programs.</w:t>
       </w:r>
     </w:p>
     <w:p>
       <w:r>
-        <w:t>This specification describes the event-driven architecture for the microservices platform. Services communicate via Azure Service Bus topics. Dead-letter queues are monitored with alerting thresholds. Schema registry enforces backward-compatible contract evolution.</w:t>
+        <w:t>Section 3: Department KPI performance. EMP016 contributes to ast emp016 03 through recurring collaboration, clear ownership boundaries, and measurable outcomes. The team captures decisions, open issues, and handoffs so that knowledge remains discoverable for future programs.</w:t>
+      </w:r>
+    </w:p>
+    <w:p>
+      <w:r>
+        <w:t>Section 4: Quarterly delivery milestones. EMP016 contributes to ast emp016 03 through recurring collaboration, clear ownership boundaries, and measurable outcomes. The team captures decisions, open issues, and handoffs so that knowledge remains discoverable for future programs.</w:t>
+      </w:r>
+    </w:p>
+    <w:p>
+      <w:r>
+        <w:br w:type="page"/>
       </w:r>
     </w:p>
     <w:p>
@@ -149,12 +48,60 @@
         <w:pStyle w:val="Heading2"/>
       </w:pPr>
       <w:r>
-        <w:t>Author Competencies</w:t>
+        <w:t>Page 2</w:t>
       </w:r>
     </w:p>
     <w:p>
       <w:r>
-        <w:t>Kusto, Fabric, Synapse, Azure AI</w:t>
+        <w:t>Section 1: Department KPI performance. EMP016 contributes to ast emp016 03 through recurring collaboration, clear ownership boundaries, and measurable outcomes. The team captures decisions, open issues, and handoffs so that knowledge remains discoverable for future programs.</w:t>
+      </w:r>
+    </w:p>
+    <w:p>
+      <w:r>
+        <w:t>Section 2: Quarterly delivery milestones. EMP016 contributes to ast emp016 03 through recurring collaboration, clear ownership boundaries, and measurable outcomes. The team captures decisions, open issues, and handoffs so that knowledge remains discoverable for future programs.</w:t>
+      </w:r>
+    </w:p>
+    <w:p>
+      <w:r>
+        <w:t>Section 3: Data quality remediation. EMP016 contributes to ast emp016 03 through recurring collaboration, clear ownership boundaries, and measurable outcomes. The team captures decisions, open issues, and handoffs so that knowledge remains discoverable for future programs.</w:t>
+      </w:r>
+    </w:p>
+    <w:p>
+      <w:r>
+        <w:t>Section 4: Department KPI performance. EMP016 contributes to ast emp016 03 through recurring collaboration, clear ownership boundaries, and measurable outcomes. The team captures decisions, open issues, and handoffs so that knowledge remains discoverable for future programs.</w:t>
+      </w:r>
+    </w:p>
+    <w:p>
+      <w:r>
+        <w:br w:type="page"/>
+      </w:r>
+    </w:p>
+    <w:p>
+      <w:pPr>
+        <w:pStyle w:val="Heading2"/>
+      </w:pPr>
+      <w:r>
+        <w:t>Page 3</w:t>
+      </w:r>
+    </w:p>
+    <w:p>
+      <w:r>
+        <w:t>Section 1: Customer escalation analysis. EMP016 contributes to ast emp016 03 through recurring collaboration, clear ownership boundaries, and measurable outcomes. The team captures decisions, open issues, and handoffs so that knowledge remains discoverable for future programs.</w:t>
+      </w:r>
+    </w:p>
+    <w:p>
+      <w:r>
+        <w:t>Section 2: Data quality remediation. EMP016 contributes to ast emp016 03 through recurring collaboration, clear ownership boundaries, and measurable outcomes. The team captures decisions, open issues, and handoffs so that knowledge remains discoverable for future programs.</w:t>
+      </w:r>
+    </w:p>
+    <w:p>
+      <w:r>
+        <w:t>Section 3: Automation backlog refinement. EMP016 contributes to ast emp016 03 through recurring collaboration, clear ownership boundaries, and measurable outcomes. The team captures decisions, open issues, and handoffs so that knowledge remains discoverable for future programs.</w:t>
+      </w:r>
+    </w:p>
+    <w:p>
+      <w:r>
+        <w:t>Section 4: Knowledge transfer and onboarding. EMP016 contributes to ast emp016 03 through recurring collaboration, clear ownership boundaries, and measurable outcomes. The team captures decisions, open issues, and handoffs so that knowledge remains discoverable for future programs.</w:t>
       </w:r>
     </w:p>
     <w:sectPr>
